--- a/documento/Taller 4 GPI Documento.docx
+++ b/documento/Taller 4 GPI Documento.docx
@@ -71,7 +71,7 @@
           <w:szCs w:val="28"/>
           <w:lang w:val="es-ES_tradnl"/>
         </w:rPr>
-        <w:t>3</w:t>
+        <w:t>4</w:t>
       </w:r>
     </w:p>
     <w:p>
@@ -146,1052 +146,139 @@
           <w:color w:val="215E99" w:themeColor="text2" w:themeTint="BF"/>
           <w:lang w:val="es-ES_tradnl"/>
         </w:rPr>
-        <w:t xml:space="preserve">Lectura y reflexión </w:t>
-      </w:r>
-      <w:r>
-        <w:rPr>
-          <w:color w:val="215E99" w:themeColor="text2" w:themeTint="BF"/>
-          <w:lang w:val="es-ES_tradnl"/>
-        </w:rPr>
-        <w:t xml:space="preserve"> </w:t>
-      </w:r>
-    </w:p>
-    <w:p>
-      <w:pPr>
-        <w:rPr>
-          <w:color w:val="215E99" w:themeColor="text2" w:themeTint="BF"/>
-          <w:lang w:val="es-ES_tradnl"/>
-        </w:rPr>
-      </w:pPr>
-    </w:p>
-    <w:p>
-      <w:pPr>
-        <w:rPr>
-          <w:color w:val="215E99" w:themeColor="text2" w:themeTint="BF"/>
-        </w:rPr>
-      </w:pPr>
-      <w:r>
+        <w:t>Acceso al repositorio en GitHub</w:t>
+      </w:r>
+    </w:p>
+    <w:p>
+      <w:pPr>
+        <w:rPr>
+          <w:color w:val="215E99" w:themeColor="text2" w:themeTint="BF"/>
+          <w:lang w:val="es-ES_tradnl"/>
+        </w:rPr>
+      </w:pPr>
+    </w:p>
+    <w:p>
+      <w:pPr>
         <w:rPr>
           <w:color w:val="000000" w:themeColor="text1"/>
         </w:rPr>
-        <w:t>A partir de las lecturas y de su experiencia propia responda las siguientes preguntas</w:t>
-      </w:r>
-    </w:p>
-    <w:p>
-      <w:pPr>
-        <w:rPr>
-          <w:b/>
-          <w:bCs/>
-          <w:color w:val="215E99" w:themeColor="text2" w:themeTint="BF"/>
-          <w:lang w:val="es-ES_tradnl"/>
-        </w:rPr>
-      </w:pPr>
-    </w:p>
-    <w:p>
-      <w:pPr>
-        <w:pStyle w:val="Prrafodelista"/>
-        <w:numPr>
-          <w:ilvl w:val="0"/>
-          <w:numId w:val="1"/>
-        </w:numPr>
+      </w:pPr>
+      <w:r>
         <w:rPr>
           <w:color w:val="000000" w:themeColor="text1"/>
         </w:rPr>
-      </w:pPr>
-      <w:r>
-        <w:rPr>
-          <w:color w:val="000000" w:themeColor="text1"/>
-        </w:rPr>
-        <w:t xml:space="preserve">Identifique y explique tres prácticas a partir del artículo que considera más relevantes para su práctica actual de investigación. </w:t>
-      </w:r>
-    </w:p>
-    <w:p>
-      <w:pPr>
-        <w:pStyle w:val="Prrafodelista"/>
-        <w:rPr>
-          <w:color w:val="000000" w:themeColor="text1"/>
-        </w:rPr>
-      </w:pPr>
-    </w:p>
-    <w:p>
-      <w:pPr>
-        <w:pStyle w:val="Prrafodelista"/>
-        <w:numPr>
-          <w:ilvl w:val="1"/>
-          <w:numId w:val="1"/>
-        </w:numPr>
-        <w:rPr>
-          <w:color w:val="000000" w:themeColor="text1"/>
-        </w:rPr>
-      </w:pPr>
-      <w:r>
-        <w:rPr>
-          <w:i/>
-          <w:iCs/>
-          <w:color w:val="000000" w:themeColor="text1"/>
-        </w:rPr>
-        <w:t>Un programa no debería requerirle al lector mantener en su memoria más de un par de hechos a la vez</w:t>
-      </w:r>
-      <w:r>
-        <w:rPr>
-          <w:i/>
-          <w:iCs/>
-          <w:color w:val="000000" w:themeColor="text1"/>
-        </w:rPr>
-        <w:t>(1a)</w:t>
-      </w:r>
-      <w:r>
-        <w:rPr>
-          <w:color w:val="000000" w:themeColor="text1"/>
-        </w:rPr>
-        <w:t xml:space="preserve">. </w:t>
-      </w:r>
-    </w:p>
-    <w:p>
-      <w:pPr>
-        <w:pStyle w:val="Prrafodelista"/>
-        <w:numPr>
-          <w:ilvl w:val="2"/>
-          <w:numId w:val="1"/>
-        </w:numPr>
-        <w:rPr>
-          <w:color w:val="000000" w:themeColor="text1"/>
-        </w:rPr>
-      </w:pPr>
-      <w:r>
-        <w:rPr>
-          <w:color w:val="000000" w:themeColor="text1"/>
-        </w:rPr>
-        <w:t>Descripción</w:t>
-      </w:r>
-      <w:r>
-        <w:rPr>
-          <w:i/>
-          <w:iCs/>
-          <w:color w:val="000000" w:themeColor="text1"/>
-        </w:rPr>
-        <w:t xml:space="preserve">: </w:t>
-      </w:r>
-      <w:r>
-        <w:rPr>
-          <w:color w:val="000000" w:themeColor="text1"/>
-        </w:rPr>
-        <w:t xml:space="preserve"> Nuestra capacidad cognitiva es limitada y no nos permite concentrarnos conscientemente en más de una cosa a la vez. Para facilitar la lectura del código es necesario escribirlo teniendo en cuenta</w:t>
-      </w:r>
-      <w:r>
-        <w:rPr>
-          <w:color w:val="000000" w:themeColor="text1"/>
-        </w:rPr>
-        <w:t xml:space="preserve"> este principio</w:t>
-      </w:r>
-      <w:r>
-        <w:rPr>
-          <w:color w:val="000000" w:themeColor="text1"/>
-        </w:rPr>
-        <w:t xml:space="preserve">. </w:t>
-      </w:r>
-    </w:p>
-    <w:p>
-      <w:pPr>
-        <w:pStyle w:val="Prrafodelista"/>
-        <w:numPr>
-          <w:ilvl w:val="2"/>
-          <w:numId w:val="1"/>
-        </w:numPr>
-        <w:rPr>
-          <w:color w:val="000000" w:themeColor="text1"/>
-        </w:rPr>
-      </w:pPr>
-      <w:r>
-        <w:rPr>
-          <w:color w:val="000000" w:themeColor="text1"/>
-        </w:rPr>
-        <w:t>Importancia:</w:t>
-      </w:r>
-      <w:r>
-        <w:rPr>
-          <w:color w:val="000000" w:themeColor="text1"/>
-        </w:rPr>
-        <w:tab/>
-        <w:t xml:space="preserve">Considero que este principio es importante porque hacer el código teniendo en cuenta nuestras limitaciones cognitivas, en vez de ignorarlas, permite que sea más fácil de leer, desarrollar, mantener y para colaborar. </w:t>
-      </w:r>
-    </w:p>
-    <w:p>
-      <w:pPr>
-        <w:pStyle w:val="Prrafodelista"/>
-        <w:numPr>
-          <w:ilvl w:val="2"/>
-          <w:numId w:val="1"/>
-        </w:numPr>
-        <w:rPr>
-          <w:color w:val="000000" w:themeColor="text1"/>
-        </w:rPr>
-      </w:pPr>
-      <w:r>
-        <w:rPr>
-          <w:color w:val="000000" w:themeColor="text1"/>
-        </w:rPr>
-        <w:t>Ejemplo: E</w:t>
-      </w:r>
-      <w:r>
-        <w:rPr>
-          <w:color w:val="000000" w:themeColor="text1"/>
-        </w:rPr>
-        <w:t xml:space="preserve">n mi experiencia hacer todo el desarrollo de un proyecto en un solo código con grandes bloques de código dificulta avanzar con el proyecto, encontrar errores y realizar correcciones por la alta demando cognitiva que implica trata de recordar todo el contexto del trabajo mientras se está trabajando. </w:t>
-      </w:r>
-    </w:p>
-    <w:p>
-      <w:pPr>
-        <w:pStyle w:val="Prrafodelista"/>
-        <w:ind w:left="2160"/>
-        <w:rPr>
-          <w:color w:val="000000" w:themeColor="text1"/>
-        </w:rPr>
-      </w:pPr>
-    </w:p>
-    <w:p>
-      <w:pPr>
-        <w:pStyle w:val="Prrafodelista"/>
-        <w:numPr>
-          <w:ilvl w:val="1"/>
-          <w:numId w:val="1"/>
-        </w:numPr>
-        <w:rPr>
-          <w:i/>
-          <w:iCs/>
-          <w:color w:val="000000" w:themeColor="text1"/>
-        </w:rPr>
-      </w:pPr>
-      <w:r>
-        <w:rPr>
-          <w:i/>
-          <w:iCs/>
-          <w:color w:val="000000" w:themeColor="text1"/>
-        </w:rPr>
-        <w:t xml:space="preserve">Haz que el computador repita las tareas(2a). </w:t>
-      </w:r>
-    </w:p>
-    <w:p>
-      <w:pPr>
-        <w:pStyle w:val="Prrafodelista"/>
-        <w:numPr>
-          <w:ilvl w:val="2"/>
-          <w:numId w:val="1"/>
-        </w:numPr>
-        <w:rPr>
-          <w:i/>
-          <w:iCs/>
-          <w:color w:val="000000" w:themeColor="text1"/>
-        </w:rPr>
-      </w:pPr>
-      <w:r>
-        <w:rPr>
-          <w:color w:val="000000" w:themeColor="text1"/>
-        </w:rPr>
-        <w:t xml:space="preserve">Descripción: </w:t>
-      </w:r>
-      <w:r>
-        <w:rPr>
-          <w:color w:val="000000" w:themeColor="text1"/>
-        </w:rPr>
-        <w:t>C</w:t>
-      </w:r>
-      <w:r>
-        <w:rPr>
-          <w:color w:val="000000" w:themeColor="text1"/>
-        </w:rPr>
-        <w:t xml:space="preserve">omo mencionamos en el principio anterior, la capacidad cognitiva que tenemos es limitada. Por </w:t>
-      </w:r>
-      <w:r>
-        <w:rPr>
-          <w:color w:val="000000" w:themeColor="text1"/>
-        </w:rPr>
-        <w:t xml:space="preserve">ende, delegarle tareas al computador nos alivia la carga de trabajo y nos ahorra recursos cognitivos. </w:t>
-      </w:r>
-    </w:p>
-    <w:p>
-      <w:pPr>
-        <w:pStyle w:val="Prrafodelista"/>
-        <w:numPr>
-          <w:ilvl w:val="2"/>
-          <w:numId w:val="1"/>
-        </w:numPr>
-        <w:rPr>
-          <w:i/>
-          <w:iCs/>
-          <w:color w:val="000000" w:themeColor="text1"/>
-        </w:rPr>
-      </w:pPr>
-      <w:r>
-        <w:rPr>
-          <w:color w:val="000000" w:themeColor="text1"/>
-        </w:rPr>
-        <w:t xml:space="preserve">Importancia:  Si se le pueden delegar tareas al computador se están ahorrando recursos cognitivos,  que se pueden usar para hacer otras más complejas que requieran </w:t>
-      </w:r>
-      <w:r>
-        <w:rPr>
-          <w:color w:val="000000" w:themeColor="text1"/>
-        </w:rPr>
-        <w:t>más concentración</w:t>
-      </w:r>
-      <w:r>
-        <w:rPr>
-          <w:color w:val="000000" w:themeColor="text1"/>
-        </w:rPr>
-        <w:t>.</w:t>
-      </w:r>
-      <w:r>
-        <w:rPr>
-          <w:color w:val="000000" w:themeColor="text1"/>
-        </w:rPr>
-        <w:t xml:space="preserve"> Además, los computadores pueden hacer con menor margen de error que nosotros tareas repetitivas, como actualizar cifras</w:t>
-      </w:r>
-      <w:r>
-        <w:rPr>
-          <w:color w:val="000000" w:themeColor="text1"/>
-        </w:rPr>
-        <w:t xml:space="preserve"> </w:t>
-      </w:r>
-    </w:p>
-    <w:p>
-      <w:pPr>
-        <w:pStyle w:val="Prrafodelista"/>
-        <w:numPr>
-          <w:ilvl w:val="2"/>
-          <w:numId w:val="1"/>
-        </w:numPr>
-        <w:rPr>
-          <w:i/>
-          <w:iCs/>
-          <w:color w:val="000000" w:themeColor="text1"/>
-        </w:rPr>
-      </w:pPr>
-      <w:r>
-        <w:rPr>
-          <w:color w:val="000000" w:themeColor="text1"/>
-        </w:rPr>
-        <w:t>Ejemplo</w:t>
-      </w:r>
-      <w:r>
-        <w:rPr>
-          <w:i/>
-          <w:iCs/>
-          <w:color w:val="000000" w:themeColor="text1"/>
-        </w:rPr>
-        <w:t>:</w:t>
-      </w:r>
-      <w:r>
-        <w:rPr>
-          <w:color w:val="000000" w:themeColor="text1"/>
-        </w:rPr>
-        <w:t xml:space="preserve"> En mi experiencia laboral automatizar tareas repetitivas libera tiempo para desarrollar más proyectos y </w:t>
-      </w:r>
-      <w:r>
-        <w:rPr>
-          <w:color w:val="000000" w:themeColor="text1"/>
-        </w:rPr>
-        <w:lastRenderedPageBreak/>
-        <w:t xml:space="preserve">profundizar más en los análisis. Es lo más cercano que tenemos a multiplicarlos. </w:t>
-      </w:r>
-    </w:p>
-    <w:p>
-      <w:pPr>
-        <w:pStyle w:val="Prrafodelista"/>
-        <w:ind w:left="2160"/>
-        <w:rPr>
-          <w:i/>
-          <w:iCs/>
-          <w:color w:val="000000" w:themeColor="text1"/>
-        </w:rPr>
-      </w:pPr>
-    </w:p>
-    <w:p>
-      <w:pPr>
-        <w:pStyle w:val="Prrafodelista"/>
-        <w:numPr>
-          <w:ilvl w:val="1"/>
-          <w:numId w:val="1"/>
-        </w:numPr>
-        <w:rPr>
-          <w:i/>
-          <w:iCs/>
-          <w:color w:val="000000" w:themeColor="text1"/>
-        </w:rPr>
-      </w:pPr>
-      <w:r>
-        <w:rPr>
-          <w:color w:val="000000" w:themeColor="text1"/>
-        </w:rPr>
-        <w:t xml:space="preserve">Volver en código modular, en vez de copiarlo y pegarlo (4b). </w:t>
-      </w:r>
-    </w:p>
-    <w:p>
-      <w:pPr>
-        <w:pStyle w:val="Prrafodelista"/>
-        <w:numPr>
-          <w:ilvl w:val="2"/>
-          <w:numId w:val="1"/>
-        </w:numPr>
-        <w:rPr>
-          <w:i/>
-          <w:iCs/>
-          <w:color w:val="000000" w:themeColor="text1"/>
-        </w:rPr>
-      </w:pPr>
-      <w:r>
-        <w:rPr>
-          <w:color w:val="000000" w:themeColor="text1"/>
-        </w:rPr>
-        <w:t>Descripción: Cada proceso individual debe ser desarrollado por un código individual (un proceso = un código)</w:t>
-      </w:r>
-    </w:p>
-    <w:p>
-      <w:pPr>
-        <w:pStyle w:val="Prrafodelista"/>
-        <w:numPr>
-          <w:ilvl w:val="2"/>
-          <w:numId w:val="1"/>
-        </w:numPr>
-        <w:rPr>
-          <w:i/>
-          <w:iCs/>
-          <w:color w:val="000000" w:themeColor="text1"/>
-        </w:rPr>
-      </w:pPr>
-      <w:r>
-        <w:rPr>
-          <w:color w:val="000000" w:themeColor="text1"/>
-        </w:rPr>
-        <w:t xml:space="preserve">Importancia: Que el código sea modular trae consigo dos grades beneficios: es más fácil ajustar parámetros y corregir errores, y es más fácil rehusar el código en otros proyectos. </w:t>
-      </w:r>
-    </w:p>
-    <w:p>
-      <w:pPr>
-        <w:pStyle w:val="Prrafodelista"/>
-        <w:numPr>
-          <w:ilvl w:val="2"/>
-          <w:numId w:val="1"/>
-        </w:numPr>
-        <w:rPr>
-          <w:color w:val="000000" w:themeColor="text1"/>
-        </w:rPr>
-      </w:pPr>
-      <w:r>
-        <w:rPr>
-          <w:color w:val="000000" w:themeColor="text1"/>
-        </w:rPr>
-        <w:t xml:space="preserve">Ejemplo: En mi experiencia, hacer ajustes a los parámetros del proyecto es mucho más fácil y trazable si solo se debe ajustar el parámetro una vez en un lugar. En el ámbito laboral, actualmente tengo que consolidar una cifras mensuales que usan más de una fuente de datos, definir el mes al inicio del script es mucho más fácil que tener que cambiar este parámetro en todas partes donde se menciona a lo largo del código.  </w:t>
-      </w:r>
-    </w:p>
-    <w:p>
-      <w:pPr>
-        <w:pStyle w:val="Prrafodelista"/>
-        <w:ind w:left="2160"/>
-        <w:rPr>
-          <w:color w:val="000000" w:themeColor="text1"/>
-        </w:rPr>
-      </w:pPr>
-    </w:p>
-    <w:p>
-      <w:pPr>
-        <w:pStyle w:val="Prrafodelista"/>
-        <w:numPr>
-          <w:ilvl w:val="0"/>
-          <w:numId w:val="1"/>
-        </w:numPr>
-        <w:rPr>
-          <w:color w:val="000000" w:themeColor="text1"/>
-        </w:rPr>
-      </w:pPr>
-      <w:r>
-        <w:rPr>
-          <w:color w:val="000000" w:themeColor="text1"/>
-        </w:rPr>
-        <w:t>Los autores argumentan que “el software es solo otro tipo de aparato experimental y debe ser</w:t>
-      </w:r>
-      <w:r>
-        <w:rPr>
-          <w:color w:val="000000" w:themeColor="text1"/>
-        </w:rPr>
-        <w:t xml:space="preserve"> </w:t>
-      </w:r>
-      <w:r>
-        <w:rPr>
-          <w:color w:val="000000" w:themeColor="text1"/>
-        </w:rPr>
-        <w:t>construido, verificado y utilizado con tanto cuidado como cualquier aparato físico.” (Wilson</w:t>
-      </w:r>
-      <w:r>
-        <w:rPr>
-          <w:color w:val="000000" w:themeColor="text1"/>
-        </w:rPr>
-        <w:t xml:space="preserve"> </w:t>
-      </w:r>
-      <w:r>
-        <w:rPr>
-          <w:color w:val="000000" w:themeColor="text1"/>
-        </w:rPr>
-        <w:t>et al., 2014, pág. 1</w:t>
-      </w:r>
-      <w:r>
-        <w:rPr>
-          <w:color w:val="000000" w:themeColor="text1"/>
-        </w:rPr>
-        <w:t xml:space="preserve">) </w:t>
-      </w:r>
-      <w:r>
-        <w:rPr>
-          <w:color w:val="000000" w:themeColor="text1"/>
-        </w:rPr>
-        <w:t>Basándose en su experiencia con el Taller 2:</w:t>
-      </w:r>
-    </w:p>
-    <w:p>
-      <w:pPr>
-        <w:pStyle w:val="Prrafodelista"/>
-        <w:rPr>
-          <w:color w:val="000000" w:themeColor="text1"/>
-        </w:rPr>
-      </w:pPr>
-    </w:p>
-    <w:p>
-      <w:pPr>
-        <w:pStyle w:val="Prrafodelista"/>
-        <w:numPr>
-          <w:ilvl w:val="1"/>
-          <w:numId w:val="1"/>
-        </w:numPr>
-        <w:rPr>
-          <w:color w:val="000000" w:themeColor="text1"/>
-        </w:rPr>
-      </w:pPr>
-      <w:r>
-        <w:rPr>
-          <w:color w:val="000000" w:themeColor="text1"/>
-        </w:rPr>
-        <w:t>¿Está de acuerdo con esta analogía? ¿Por qué?</w:t>
-      </w:r>
-    </w:p>
-    <w:p>
-      <w:pPr>
-        <w:ind w:left="1080"/>
-        <w:rPr>
-          <w:color w:val="000000" w:themeColor="text1"/>
-        </w:rPr>
-      </w:pPr>
-      <w:r>
-        <w:rPr>
-          <w:i/>
-          <w:iCs/>
-          <w:color w:val="000000" w:themeColor="text1"/>
-        </w:rPr>
-        <w:t>Repuesta</w:t>
-      </w:r>
-      <w:r>
-        <w:rPr>
-          <w:color w:val="000000" w:themeColor="text1"/>
-        </w:rPr>
-        <w:t xml:space="preserve">: Sí, los resultados que obtenemos dependen de la calidad de las herramientas que utilizamos  y de que tan confiables son. En nuestros caso, los </w:t>
-      </w:r>
-      <w:proofErr w:type="spellStart"/>
-      <w:r>
-        <w:rPr>
-          <w:color w:val="000000" w:themeColor="text1"/>
-        </w:rPr>
-        <w:t>sofware</w:t>
-      </w:r>
-      <w:proofErr w:type="spellEnd"/>
-      <w:r>
-        <w:rPr>
-          <w:color w:val="000000" w:themeColor="text1"/>
-        </w:rPr>
-        <w:t xml:space="preserve"> que usamos y los código que realizamos son nuestra principal herramienta y haciéndolos más robustos a errores, reutilizables , fáciles de leer y de compartir estamos contribuyendo directamente a la calidad y confiabilidad de nuestros resultados. </w:t>
-      </w:r>
-    </w:p>
-    <w:p>
-      <w:pPr>
-        <w:rPr>
-          <w:color w:val="000000" w:themeColor="text1"/>
-        </w:rPr>
-      </w:pPr>
-    </w:p>
-    <w:p>
-      <w:pPr>
-        <w:pStyle w:val="Prrafodelista"/>
-        <w:numPr>
-          <w:ilvl w:val="1"/>
-          <w:numId w:val="1"/>
-        </w:numPr>
-        <w:rPr>
-          <w:color w:val="000000" w:themeColor="text1"/>
-        </w:rPr>
-      </w:pPr>
-      <w:r>
-        <w:rPr>
-          <w:color w:val="000000" w:themeColor="text1"/>
-        </w:rPr>
-        <w:t>¿Cómo cambiaría su enfoque hacia el desarrollo de código si tratara su software con el</w:t>
-      </w:r>
-      <w:r>
-        <w:rPr>
-          <w:color w:val="000000" w:themeColor="text1"/>
-        </w:rPr>
-        <w:t xml:space="preserve"> </w:t>
-      </w:r>
-      <w:r>
-        <w:rPr>
-          <w:color w:val="000000" w:themeColor="text1"/>
-        </w:rPr>
-        <w:t>mismo rigor que el equipo físico de un laboratorio?</w:t>
-      </w:r>
-    </w:p>
-    <w:p>
-      <w:pPr>
-        <w:ind w:left="1080"/>
-        <w:rPr>
-          <w:color w:val="000000" w:themeColor="text1"/>
-        </w:rPr>
-      </w:pPr>
-      <w:r>
-        <w:rPr>
-          <w:i/>
-          <w:iCs/>
-          <w:color w:val="000000" w:themeColor="text1"/>
-        </w:rPr>
-        <w:t>Respuesta</w:t>
-      </w:r>
-      <w:r>
-        <w:rPr>
-          <w:color w:val="000000" w:themeColor="text1"/>
-        </w:rPr>
-        <w:t xml:space="preserve">: Establecería un protocolo para limpiar y organizar el ambiente de trabajo, para calibrar las herramientas (que se comporten de la forma esperaba) y para trabajar de forma ordena. </w:t>
-      </w:r>
-    </w:p>
-    <w:p>
-      <w:pPr>
-        <w:rPr>
-          <w:color w:val="000000" w:themeColor="text1"/>
-        </w:rPr>
-      </w:pPr>
-    </w:p>
-    <w:p>
-      <w:pPr>
-        <w:pStyle w:val="Prrafodelista"/>
-        <w:numPr>
-          <w:ilvl w:val="0"/>
-          <w:numId w:val="1"/>
-        </w:numPr>
-        <w:rPr>
-          <w:color w:val="000000" w:themeColor="text1"/>
-        </w:rPr>
-      </w:pPr>
-      <w:r>
-        <w:rPr>
-          <w:color w:val="000000" w:themeColor="text1"/>
-        </w:rPr>
-        <w:t>Revise su código del Taller 2 a la luz de los principios del artículo. Proponga al menos dos</w:t>
-      </w:r>
-      <w:r>
-        <w:rPr>
-          <w:color w:val="000000" w:themeColor="text1"/>
-        </w:rPr>
-        <w:t xml:space="preserve"> </w:t>
-      </w:r>
-      <w:r>
-        <w:rPr>
-          <w:color w:val="000000" w:themeColor="text1"/>
-        </w:rPr>
-        <w:t>cambios específicos que implementaría para mejorar su trabajo, justificando cada uno con referencias específicas al artículo.</w:t>
-      </w:r>
-    </w:p>
-    <w:p>
-      <w:pPr>
-        <w:pStyle w:val="Prrafodelista"/>
-        <w:rPr>
-          <w:color w:val="000000" w:themeColor="text1"/>
-        </w:rPr>
-      </w:pPr>
-    </w:p>
-    <w:p>
-      <w:pPr>
-        <w:pStyle w:val="Prrafodelista"/>
-        <w:numPr>
-          <w:ilvl w:val="1"/>
-          <w:numId w:val="1"/>
-        </w:numPr>
-        <w:rPr>
-          <w:color w:val="000000" w:themeColor="text1"/>
-        </w:rPr>
-      </w:pPr>
-      <w:r>
-        <w:rPr>
-          <w:color w:val="000000" w:themeColor="text1"/>
-        </w:rPr>
-        <w:t xml:space="preserve">Estandarizar los nombres de los objetos y el lenguaje que se use en los comentarios a lo largo de todos los códigos. Este ajuste se basa en el principio: </w:t>
-      </w:r>
-      <w:r>
-        <w:rPr>
-          <w:i/>
-          <w:iCs/>
-          <w:color w:val="000000" w:themeColor="text1"/>
-        </w:rPr>
-        <w:t>haz que los nombres sean coherentes, distintivo y significativos (1b</w:t>
-      </w:r>
-      <w:r>
-        <w:rPr>
-          <w:color w:val="000000" w:themeColor="text1"/>
-        </w:rPr>
-        <w:t xml:space="preserve">). </w:t>
-      </w:r>
-    </w:p>
-    <w:p>
-      <w:pPr>
-        <w:pStyle w:val="Prrafodelista"/>
-        <w:numPr>
-          <w:ilvl w:val="1"/>
-          <w:numId w:val="1"/>
-        </w:numPr>
-        <w:rPr>
-          <w:color w:val="000000" w:themeColor="text1"/>
-        </w:rPr>
-      </w:pPr>
-      <w:r>
-        <w:rPr>
-          <w:color w:val="000000" w:themeColor="text1"/>
-        </w:rPr>
-        <w:lastRenderedPageBreak/>
-        <w:t xml:space="preserve">Documentare las razones que justifican las decisiones metodológicas. Este ajuste se basa en el principio: </w:t>
-      </w:r>
-      <w:r>
-        <w:rPr>
-          <w:i/>
-          <w:iCs/>
-          <w:color w:val="000000" w:themeColor="text1"/>
-        </w:rPr>
-        <w:t>Documenta la interfaz y las razones, no la implementación</w:t>
-      </w:r>
-      <w:r>
-        <w:rPr>
-          <w:i/>
-          <w:iCs/>
-          <w:color w:val="000000" w:themeColor="text1"/>
-        </w:rPr>
-        <w:t xml:space="preserve"> (</w:t>
-      </w:r>
-      <w:r>
-        <w:rPr>
-          <w:i/>
-          <w:iCs/>
-          <w:color w:val="000000" w:themeColor="text1"/>
-        </w:rPr>
-        <w:t>7a</w:t>
-      </w:r>
-      <w:r>
-        <w:rPr>
-          <w:color w:val="000000" w:themeColor="text1"/>
-        </w:rPr>
-        <w:t>).</w:t>
-      </w:r>
-    </w:p>
-    <w:p>
-      <w:pPr>
-        <w:ind w:left="1080"/>
-        <w:rPr>
-          <w:color w:val="000000" w:themeColor="text1"/>
-        </w:rPr>
-      </w:pPr>
-    </w:p>
-    <w:p>
-      <w:pPr>
-        <w:ind w:left="1080"/>
-        <w:rPr>
-          <w:color w:val="000000" w:themeColor="text1"/>
-        </w:rPr>
-      </w:pPr>
-    </w:p>
-    <w:p>
-      <w:pPr>
-        <w:pStyle w:val="Prrafodelista"/>
-        <w:rPr>
-          <w:color w:val="000000" w:themeColor="text1"/>
-        </w:rPr>
-      </w:pPr>
-    </w:p>
-    <w:p>
-      <w:pPr>
-        <w:rPr>
-          <w:color w:val="000000" w:themeColor="text1"/>
-        </w:rPr>
-      </w:pPr>
-    </w:p>
-    <w:p>
-      <w:pPr>
-        <w:rPr>
-          <w:color w:val="215E99" w:themeColor="text2" w:themeTint="BF"/>
-          <w:lang w:val="es-ES_tradnl"/>
-        </w:rPr>
-      </w:pPr>
-      <w:r>
-        <w:rPr>
-          <w:color w:val="215E99" w:themeColor="text2" w:themeTint="BF"/>
-          <w:lang w:val="es-ES_tradnl"/>
-        </w:rPr>
-        <w:t xml:space="preserve">Parte 2: Reflexión Automatización y entorno </w:t>
-      </w:r>
-    </w:p>
-    <w:p>
-      <w:pPr>
-        <w:rPr>
-          <w:color w:val="215E99" w:themeColor="text2" w:themeTint="BF"/>
-          <w:lang w:val="es-ES_tradnl"/>
-        </w:rPr>
-      </w:pPr>
-    </w:p>
-    <w:p>
-      <w:pPr>
-        <w:rPr>
-          <w:color w:val="000000" w:themeColor="text1"/>
-        </w:rPr>
-      </w:pPr>
-      <w:r>
-        <w:rPr>
-          <w:color w:val="000000" w:themeColor="text1"/>
-        </w:rPr>
-        <w:t>¿Qué obstáculos tuvo? ¿cómo los</w:t>
-      </w:r>
-    </w:p>
-    <w:p>
-      <w:pPr>
-        <w:rPr>
-          <w:color w:val="000000" w:themeColor="text1"/>
-        </w:rPr>
-      </w:pPr>
-      <w:r>
-        <w:rPr>
-          <w:color w:val="000000" w:themeColor="text1"/>
-        </w:rPr>
-        <w:t>resolvió? ¿Qué dudas surgieron durante su realización?</w:t>
-      </w:r>
-    </w:p>
-    <w:p>
-      <w:pPr>
-        <w:rPr>
-          <w:color w:val="215E99" w:themeColor="text2" w:themeTint="BF"/>
-          <w:lang w:val="es-ES_tradnl"/>
-        </w:rPr>
-      </w:pPr>
-    </w:p>
-    <w:p>
-      <w:pPr>
-        <w:rPr>
-          <w:color w:val="000000" w:themeColor="text1"/>
-          <w:lang w:val="es-ES_tradnl"/>
-        </w:rPr>
-      </w:pPr>
-      <w:r>
-        <w:rPr>
-          <w:i/>
-          <w:iCs/>
-          <w:color w:val="000000" w:themeColor="text1"/>
-          <w:lang w:val="es-ES_tradnl"/>
-        </w:rPr>
-        <w:t>Respuesta</w:t>
-      </w:r>
-      <w:r>
-        <w:rPr>
-          <w:color w:val="215E99" w:themeColor="text2" w:themeTint="BF"/>
-          <w:lang w:val="es-ES_tradnl"/>
-        </w:rPr>
-        <w:t xml:space="preserve">: </w:t>
-      </w:r>
-      <w:r>
-        <w:rPr>
-          <w:color w:val="000000" w:themeColor="text1"/>
-          <w:lang w:val="es-ES_tradnl"/>
-        </w:rPr>
-        <w:t xml:space="preserve">Durante el taller tuve dudas principalmente en la segunda parte para realizar los </w:t>
-      </w:r>
-      <w:proofErr w:type="spellStart"/>
-      <w:r>
-        <w:rPr>
-          <w:color w:val="000000" w:themeColor="text1"/>
-          <w:lang w:val="es-ES_tradnl"/>
-        </w:rPr>
-        <w:t>commit</w:t>
-      </w:r>
-      <w:proofErr w:type="spellEnd"/>
-      <w:r>
-        <w:rPr>
-          <w:color w:val="000000" w:themeColor="text1"/>
-          <w:lang w:val="es-ES_tradnl"/>
-        </w:rPr>
-        <w:t xml:space="preserve"> usando </w:t>
-      </w:r>
-      <w:proofErr w:type="spellStart"/>
-      <w:r>
-        <w:rPr>
-          <w:color w:val="000000" w:themeColor="text1"/>
-          <w:lang w:val="es-ES_tradnl"/>
-        </w:rPr>
-        <w:t>git</w:t>
-      </w:r>
-      <w:proofErr w:type="spellEnd"/>
-      <w:r>
-        <w:rPr>
-          <w:color w:val="000000" w:themeColor="text1"/>
-          <w:lang w:val="es-ES_tradnl"/>
-        </w:rPr>
-        <w:t xml:space="preserve"> desde la terminal. Se me dificulto principalmente entender la diferencia entre “</w:t>
-      </w:r>
-      <w:proofErr w:type="spellStart"/>
-      <w:proofErr w:type="gramStart"/>
-      <w:r>
-        <w:rPr>
-          <w:color w:val="000000" w:themeColor="text1"/>
-          <w:lang w:val="es-ES_tradnl"/>
-        </w:rPr>
-        <w:t>git</w:t>
-      </w:r>
-      <w:proofErr w:type="spellEnd"/>
-      <w:r>
-        <w:rPr>
-          <w:color w:val="000000" w:themeColor="text1"/>
-          <w:lang w:val="es-ES_tradnl"/>
-        </w:rPr>
-        <w:t xml:space="preserve"> .</w:t>
-      </w:r>
-      <w:proofErr w:type="spellStart"/>
-      <w:r>
-        <w:rPr>
-          <w:color w:val="000000" w:themeColor="text1"/>
-          <w:lang w:val="es-ES_tradnl"/>
-        </w:rPr>
-        <w:t>add</w:t>
-      </w:r>
-      <w:proofErr w:type="spellEnd"/>
-      <w:proofErr w:type="gramEnd"/>
-      <w:r>
-        <w:rPr>
-          <w:color w:val="000000" w:themeColor="text1"/>
-          <w:lang w:val="es-ES_tradnl"/>
-        </w:rPr>
-        <w:t>” y “</w:t>
-      </w:r>
-      <w:proofErr w:type="spellStart"/>
-      <w:r>
-        <w:rPr>
-          <w:color w:val="000000" w:themeColor="text1"/>
-          <w:lang w:val="es-ES_tradnl"/>
-        </w:rPr>
-        <w:t>git</w:t>
-      </w:r>
-      <w:proofErr w:type="spellEnd"/>
-      <w:r>
-        <w:rPr>
-          <w:color w:val="000000" w:themeColor="text1"/>
-          <w:lang w:val="es-ES_tradnl"/>
-        </w:rPr>
-        <w:t xml:space="preserve">. </w:t>
-      </w:r>
-      <w:proofErr w:type="spellStart"/>
-      <w:r>
-        <w:rPr>
-          <w:color w:val="000000" w:themeColor="text1"/>
-          <w:lang w:val="es-ES_tradnl"/>
-        </w:rPr>
-        <w:t>commit</w:t>
-      </w:r>
-      <w:proofErr w:type="spellEnd"/>
-      <w:r>
-        <w:rPr>
-          <w:color w:val="000000" w:themeColor="text1"/>
-          <w:lang w:val="es-ES_tradnl"/>
-        </w:rPr>
-        <w:t>”. Después de consultar los materiales del curso entendí que “</w:t>
-      </w:r>
-      <w:proofErr w:type="spellStart"/>
-      <w:proofErr w:type="gramStart"/>
-      <w:r>
-        <w:rPr>
-          <w:color w:val="000000" w:themeColor="text1"/>
-          <w:lang w:val="es-ES_tradnl"/>
-        </w:rPr>
-        <w:t>git</w:t>
-      </w:r>
-      <w:proofErr w:type="spellEnd"/>
-      <w:r>
-        <w:rPr>
-          <w:color w:val="000000" w:themeColor="text1"/>
-          <w:lang w:val="es-ES_tradnl"/>
-        </w:rPr>
-        <w:t xml:space="preserve"> .</w:t>
-      </w:r>
-      <w:proofErr w:type="spellStart"/>
-      <w:r>
-        <w:rPr>
-          <w:color w:val="000000" w:themeColor="text1"/>
-          <w:lang w:val="es-ES_tradnl"/>
-        </w:rPr>
-        <w:t>add</w:t>
-      </w:r>
-      <w:proofErr w:type="spellEnd"/>
-      <w:proofErr w:type="gramEnd"/>
-      <w:r>
-        <w:rPr>
-          <w:color w:val="000000" w:themeColor="text1"/>
-          <w:lang w:val="es-ES_tradnl"/>
-        </w:rPr>
-        <w:t>” se usa para hacer el cambio y “</w:t>
-      </w:r>
-      <w:proofErr w:type="spellStart"/>
-      <w:r>
-        <w:rPr>
-          <w:color w:val="000000" w:themeColor="text1"/>
-          <w:lang w:val="es-ES_tradnl"/>
-        </w:rPr>
-        <w:t>git</w:t>
-      </w:r>
-      <w:proofErr w:type="spellEnd"/>
-      <w:r>
-        <w:rPr>
-          <w:color w:val="000000" w:themeColor="text1"/>
-          <w:lang w:val="es-ES_tradnl"/>
-        </w:rPr>
-        <w:t xml:space="preserve">. </w:t>
-      </w:r>
-      <w:proofErr w:type="spellStart"/>
-      <w:r>
-        <w:rPr>
-          <w:color w:val="000000" w:themeColor="text1"/>
-          <w:lang w:val="es-ES_tradnl"/>
-        </w:rPr>
-        <w:t>commit</w:t>
-      </w:r>
-      <w:proofErr w:type="spellEnd"/>
-      <w:r>
-        <w:rPr>
-          <w:color w:val="000000" w:themeColor="text1"/>
-          <w:lang w:val="es-ES_tradnl"/>
-        </w:rPr>
-        <w:t xml:space="preserve">” para guardarlo. Para facilitar hacer los cambios y guardarlos descargue la terminal </w:t>
+        <w:t xml:space="preserve">A continuación se encuentra el enlace para acceder al repositorio donde se realizó la presente entrega. En el repositorio se desarrolla la estructura del proyecto que llevamos desarrollando desde el taller dos, se hacen ajustes a los códigos con respecto a las entregas anteriores y se incorporan los diagramas de flujo requeridos para esta entrega.  </w:t>
       </w:r>
       <w:hyperlink r:id="rId5" w:history="1">
-        <w:proofErr w:type="spellStart"/>
         <w:r>
           <w:rPr>
             <w:rStyle w:val="Hipervnculo"/>
-            <w:lang w:val="es-ES_tradnl"/>
           </w:rPr>
-          <w:t>Warp</w:t>
+          <w:t>Enlace repos</w:t>
         </w:r>
-        <w:proofErr w:type="spellEnd"/>
+        <w:r>
+          <w:rPr>
+            <w:rStyle w:val="Hipervnculo"/>
+          </w:rPr>
+          <w:t>i</w:t>
+        </w:r>
+        <w:r>
+          <w:rPr>
+            <w:rStyle w:val="Hipervnculo"/>
+          </w:rPr>
+          <w:t>torio</w:t>
+        </w:r>
       </w:hyperlink>
-      <w:r>
+    </w:p>
+    <w:p>
+      <w:pPr>
         <w:rPr>
           <w:color w:val="000000" w:themeColor="text1"/>
-          <w:lang w:val="es-ES_tradnl"/>
-        </w:rPr>
-        <w:t xml:space="preserve"> , que tiene funciones como autocompletar y ayuda de </w:t>
+        </w:rPr>
+      </w:pPr>
+    </w:p>
+    <w:p>
+      <w:pPr>
+        <w:rPr>
+          <w:color w:val="215E99" w:themeColor="text2" w:themeTint="BF"/>
+          <w:lang w:val="es-ES_tradnl"/>
+        </w:rPr>
+      </w:pPr>
+      <w:r>
+        <w:rPr>
+          <w:color w:val="215E99" w:themeColor="text2" w:themeTint="BF"/>
+          <w:lang w:val="es-ES_tradnl"/>
+        </w:rPr>
+        <w:t xml:space="preserve">Parte 2: </w:t>
+      </w:r>
+      <w:r>
+        <w:rPr>
+          <w:color w:val="215E99" w:themeColor="text2" w:themeTint="BF"/>
+          <w:lang w:val="es-ES_tradnl"/>
+        </w:rPr>
+        <w:t>Diagramas de flujo</w:t>
+      </w:r>
+    </w:p>
+    <w:p>
+      <w:pPr>
+        <w:rPr>
+          <w:color w:val="215E99" w:themeColor="text2" w:themeTint="BF"/>
+          <w:lang w:val="es-ES_tradnl"/>
+        </w:rPr>
+      </w:pPr>
+    </w:p>
+    <w:p>
+      <w:pPr>
+        <w:rPr>
+          <w:color w:val="000000" w:themeColor="text1"/>
+          <w:lang w:val="es-ES_tradnl"/>
+        </w:rPr>
+      </w:pPr>
+      <w:r>
+        <w:rPr>
+          <w:color w:val="000000" w:themeColor="text1"/>
+          <w:lang w:val="es-ES_tradnl"/>
+        </w:rPr>
+        <w:t xml:space="preserve">Los códigos para crear ambos diagramas se encuentran en la carpeta </w:t>
+      </w:r>
+      <w:r>
+        <w:rPr>
+          <w:b/>
+          <w:bCs/>
+          <w:color w:val="000000" w:themeColor="text1"/>
+          <w:lang w:val="es-ES_tradnl"/>
+        </w:rPr>
+        <w:t xml:space="preserve">código </w:t>
+      </w:r>
+      <w:r>
+        <w:rPr>
+          <w:color w:val="000000" w:themeColor="text1"/>
+          <w:lang w:val="es-ES_tradnl"/>
+        </w:rPr>
+        <w:t>en el repositorio</w:t>
+      </w:r>
+    </w:p>
+    <w:p>
+      <w:pPr>
+        <w:rPr>
+          <w:color w:val="215E99" w:themeColor="text2" w:themeTint="BF"/>
+          <w:lang w:val="es-ES_tradnl"/>
+        </w:rPr>
+      </w:pPr>
+    </w:p>
+    <w:p>
+      <w:pPr>
+        <w:rPr>
+          <w:color w:val="000000" w:themeColor="text1"/>
+          <w:lang w:val="es-ES_tradnl"/>
+        </w:rPr>
+      </w:pPr>
+      <w:r>
+        <w:rPr>
+          <w:color w:val="000000" w:themeColor="text1"/>
+          <w:lang w:val="es-ES_tradnl"/>
+        </w:rPr>
+        <w:t xml:space="preserve">Diagrama </w:t>
       </w:r>
       <w:proofErr w:type="spellStart"/>
       <w:r>
@@ -1199,7 +286,7 @@
           <w:color w:val="000000" w:themeColor="text1"/>
           <w:lang w:val="es-ES_tradnl"/>
         </w:rPr>
-        <w:t>llm</w:t>
+        <w:t>Mermaid</w:t>
       </w:r>
       <w:proofErr w:type="spellEnd"/>
       <w:r>
@@ -1207,61 +294,146 @@
           <w:color w:val="000000" w:themeColor="text1"/>
           <w:lang w:val="es-ES_tradnl"/>
         </w:rPr>
-        <w:t xml:space="preserve"> para hacer las operaciones. Esta aplicación me ayudo a ubicarme mejor desde la </w:t>
+        <w:t xml:space="preserve">: </w:t>
+      </w:r>
+    </w:p>
+    <w:p>
+      <w:pPr>
+        <w:rPr>
+          <w:color w:val="215E99" w:themeColor="text2" w:themeTint="BF"/>
+          <w:lang w:val="es-ES_tradnl"/>
+        </w:rPr>
+      </w:pPr>
+      <w:r>
+        <w:rPr>
+          <w:color w:val="215E99" w:themeColor="text2" w:themeTint="BF"/>
+          <w:lang w:val="es-ES_tradnl"/>
+        </w:rPr>
+        <w:drawing>
+          <wp:inline distT="0" distB="0" distL="0" distR="0" wp14:anchorId="0755C45F" wp14:editId="06E88391">
+            <wp:extent cx="5612130" cy="711200"/>
+            <wp:effectExtent l="0" t="0" r="1270" b="0"/>
+            <wp:docPr id="543528407" name="Imagen 1"/>
+            <wp:cNvGraphicFramePr>
+              <a:graphicFrameLocks xmlns:a="http://schemas.openxmlformats.org/drawingml/2006/main" noChangeAspect="1"/>
+            </wp:cNvGraphicFramePr>
+            <a:graphic xmlns:a="http://schemas.openxmlformats.org/drawingml/2006/main">
+              <a:graphicData uri="http://schemas.openxmlformats.org/drawingml/2006/picture">
+                <pic:pic xmlns:pic="http://schemas.openxmlformats.org/drawingml/2006/picture">
+                  <pic:nvPicPr>
+                    <pic:cNvPr id="543528407" name=""/>
+                    <pic:cNvPicPr/>
+                  </pic:nvPicPr>
+                  <pic:blipFill>
+                    <a:blip r:embed="rId6"/>
+                    <a:stretch>
+                      <a:fillRect/>
+                    </a:stretch>
+                  </pic:blipFill>
+                  <pic:spPr>
+                    <a:xfrm>
+                      <a:off x="0" y="0"/>
+                      <a:ext cx="5612130" cy="711200"/>
+                    </a:xfrm>
+                    <a:prstGeom prst="rect">
+                      <a:avLst/>
+                    </a:prstGeom>
+                  </pic:spPr>
+                </pic:pic>
+              </a:graphicData>
+            </a:graphic>
+          </wp:inline>
+        </w:drawing>
+      </w:r>
+    </w:p>
+    <w:p>
+      <w:pPr>
+        <w:rPr>
+          <w:color w:val="215E99" w:themeColor="text2" w:themeTint="BF"/>
+          <w:lang w:val="es-ES_tradnl"/>
+        </w:rPr>
+      </w:pPr>
+    </w:p>
+    <w:p>
+      <w:pPr>
+        <w:rPr>
+          <w:lang w:val="es-ES_tradnl"/>
+        </w:rPr>
+      </w:pPr>
+    </w:p>
+    <w:p>
+      <w:pPr>
+        <w:rPr>
+          <w:lang w:val="es-ES_tradnl"/>
+        </w:rPr>
+      </w:pPr>
+      <w:r>
+        <w:rPr>
+          <w:lang w:val="es-ES_tradnl"/>
+        </w:rPr>
+        <w:t xml:space="preserve">Diagrama </w:t>
       </w:r>
       <w:proofErr w:type="spellStart"/>
       <w:r>
         <w:rPr>
-          <w:color w:val="000000" w:themeColor="text1"/>
-          <w:lang w:val="es-ES_tradnl"/>
-        </w:rPr>
-        <w:t>temrinal</w:t>
+          <w:lang w:val="es-ES_tradnl"/>
+        </w:rPr>
+        <w:t>Drawio</w:t>
       </w:r>
       <w:proofErr w:type="spellEnd"/>
       <w:r>
         <w:rPr>
-          <w:color w:val="000000" w:themeColor="text1"/>
-          <w:lang w:val="es-ES_tradnl"/>
-        </w:rPr>
-        <w:t xml:space="preserve"> y </w:t>
-      </w:r>
-      <w:proofErr w:type="spellStart"/>
-      <w:r>
-        <w:rPr>
-          <w:color w:val="000000" w:themeColor="text1"/>
-          <w:lang w:val="es-ES_tradnl"/>
-        </w:rPr>
-        <w:t>ha</w:t>
-      </w:r>
-      <w:proofErr w:type="spellEnd"/>
-      <w:r>
-        <w:rPr>
-          <w:color w:val="000000" w:themeColor="text1"/>
-          <w:lang w:val="es-ES_tradnl"/>
-        </w:rPr>
-        <w:t xml:space="preserve"> usar </w:t>
-      </w:r>
-      <w:proofErr w:type="spellStart"/>
-      <w:r>
-        <w:rPr>
-          <w:color w:val="000000" w:themeColor="text1"/>
-          <w:lang w:val="es-ES_tradnl"/>
-        </w:rPr>
-        <w:t>git</w:t>
-      </w:r>
-      <w:proofErr w:type="spellEnd"/>
-      <w:r>
-        <w:rPr>
-          <w:color w:val="000000" w:themeColor="text1"/>
-          <w:lang w:val="es-ES_tradnl"/>
-        </w:rPr>
-        <w:t xml:space="preserve">. </w:t>
-      </w:r>
-    </w:p>
-    <w:p>
-      <w:pPr>
-        <w:pStyle w:val="Prrafodelista"/>
-      </w:pPr>
+          <w:lang w:val="es-ES_tradnl"/>
+        </w:rPr>
+        <w:t xml:space="preserve">: </w:t>
+      </w:r>
+    </w:p>
+    <w:p>
+      <w:pPr>
+        <w:rPr>
+          <w:lang w:val="es-ES_tradnl"/>
+        </w:rPr>
+      </w:pPr>
+      <w:r>
+        <w:rPr>
+          <w:lang w:val="es-ES_tradnl"/>
+        </w:rPr>
+        <w:drawing>
+          <wp:inline distT="0" distB="0" distL="0" distR="0" wp14:anchorId="0A4C3D1E" wp14:editId="473E639A">
+            <wp:extent cx="6225295" cy="454324"/>
+            <wp:effectExtent l="0" t="0" r="0" b="3175"/>
+            <wp:docPr id="80040558" name="Imagen 1"/>
+            <wp:cNvGraphicFramePr>
+              <a:graphicFrameLocks xmlns:a="http://schemas.openxmlformats.org/drawingml/2006/main" noChangeAspect="1"/>
+            </wp:cNvGraphicFramePr>
+            <a:graphic xmlns:a="http://schemas.openxmlformats.org/drawingml/2006/main">
+              <a:graphicData uri="http://schemas.openxmlformats.org/drawingml/2006/picture">
+                <pic:pic xmlns:pic="http://schemas.openxmlformats.org/drawingml/2006/picture">
+                  <pic:nvPicPr>
+                    <pic:cNvPr id="80040558" name=""/>
+                    <pic:cNvPicPr/>
+                  </pic:nvPicPr>
+                  <pic:blipFill>
+                    <a:blip r:embed="rId7"/>
+                    <a:stretch>
+                      <a:fillRect/>
+                    </a:stretch>
+                  </pic:blipFill>
+                  <pic:spPr>
+                    <a:xfrm>
+                      <a:off x="0" y="0"/>
+                      <a:ext cx="6356609" cy="463907"/>
+                    </a:xfrm>
+                    <a:prstGeom prst="rect">
+                      <a:avLst/>
+                    </a:prstGeom>
+                  </pic:spPr>
+                </pic:pic>
+              </a:graphicData>
+            </a:graphic>
+          </wp:inline>
+        </w:drawing>
+      </w:r>
     </w:p>
     <w:sectPr>
       <w:pgSz w:w="12240" w:h="15840"/>
@@ -2405,6 +1577,18 @@
       <w:shd w:val="clear" w:color="auto" w:fill="E1DFDD"/>
     </w:rPr>
   </w:style>
+  <w:style w:type="character" w:styleId="Hipervnculovisitado">
+    <w:name w:val="FollowedHyperlink"/>
+    <w:basedOn w:val="Fuentedeprrafopredeter"/>
+    <w:uiPriority w:val="99"/>
+    <w:semiHidden/>
+    <w:unhideWhenUsed/>
+    <w:rsid w:val="00B20CDA"/>
+    <w:rPr>
+      <w:color w:val="96607D" w:themeColor="followedHyperlink"/>
+      <w:u w:val="single"/>
+    </w:rPr>
+  </w:style>
 </w:styles>
 </file>
 
